--- a/labs/Horse-Heart-Lab/Horse_Heart_Lab_Teacher_Guide.docx
+++ b/labs/Horse-Heart-Lab/Horse_Heart_Lab_Teacher_Guide.docx
@@ -677,7 +677,7 @@
         <w:rPr>
           <w:i w:val="0"/>
         </w:rPr>
-        <w:t>An ECG is the electrical echo of the heart muscle firing. The P wave is the atria depolarizing (the top chambers contract). The QRS complex is the ventricles depolarizing (the big chambers contract; this is the spike). The T wave is the ventricles recharging. The shape of each wave depends on where the electrodes sit. Duque wears a Polar Equine strap with one lead across the left side of his chest. In the November 2025 recordings his R wave points up and his T wave points down. In January 2026 the strap sat lower and the big spike pointed down instead. Same horse, same heart, different lead.</w:t>
+        <w:t>An ECG is the electrical echo of the heart muscle firing. The P wave is the atria depolarizing (the top chambers contract). The QRS complex is the ventricles depolarizing (the big chambers contract; this is the spike). The T wave is the ventricles recharging. The shape of each wave depends on where the electrodes sit. Duque wears a Polar Equine strap with one lead across the left side of his chest. In the November 2025 recordings his R wave points up and his T wave points down. In January 2026 the strap sat differently and recorded the big spike pointing down instead; the app flips that clip so it reads the same way up as the others. Same horse, same heart, different lead.</w:t>
       </w:r>
     </w:p>
     <w:p>
